--- a/IPCorrespondence/Vertex IP FDD - 1.0.docx
+++ b/IPCorrespondence/Vertex IP FDD - 1.0.docx
@@ -313,7 +313,7 @@
               <w:rPr>
                 <w:sz w:val="20"/>
               </w:rPr>
-              <w:t>1.0</w:t>
+              <w:t>1.1</w:t>
             </w:r>
           </w:p>
         </w:tc>
@@ -405,7 +405,7 @@
               <w:rPr>
                 <w:sz w:val="20"/>
               </w:rPr>
-              <w:t>October 13, 2026</w:t>
+              <w:t>October 14, 2026</w:t>
             </w:r>
           </w:p>
         </w:tc>
@@ -555,6 +555,48 @@
             </w:pPr>
             <w:r>
               <w:t>Initial baseline issued for internal and stakeholder review</w:t>
+            </w:r>
+          </w:p>
+        </w:tc>
+      </w:tr>
+      <w:tr>
+        <w:tc>
+          <w:tcPr>
+            <w:tcW w:type="dxa" w:w="2436"/>
+          </w:tcPr>
+          <w:p>
+            <w:r>
+              <w:t>1.1</w:t>
+            </w:r>
+          </w:p>
+        </w:tc>
+        <w:tc>
+          <w:tcPr>
+            <w:tcW w:type="dxa" w:w="2436"/>
+          </w:tcPr>
+          <w:p>
+            <w:r>
+              <w:t>October 14, 2026</w:t>
+            </w:r>
+          </w:p>
+        </w:tc>
+        <w:tc>
+          <w:tcPr>
+            <w:tcW w:type="dxa" w:w="2436"/>
+          </w:tcPr>
+          <w:p>
+            <w:r>
+              <w:t>Hai Nguyen</w:t>
+            </w:r>
+          </w:p>
+        </w:tc>
+        <w:tc>
+          <w:tcPr>
+            <w:tcW w:type="dxa" w:w="2436"/>
+          </w:tcPr>
+          <w:p>
+            <w:r>
+              <w:t>Clarified Phase 1 scope: each email is evaluated independently (no conversation/thread-level reference tracking); added FR-2.5, Assumptions, and Exception 4 scope note; moved thread-level reference-drift tracking to Phase 2</w:t>
             </w:r>
           </w:p>
         </w:tc>
@@ -1871,6 +1913,20 @@
     <w:p>
       <w:pPr>
         <w:pStyle w:val="TOC2"/>
+      </w:pPr>
+      <w:r>
+        <w:rPr>
+          <w:b w:val="0"/>
+          <w:i w:val="0"/>
+        </w:rPr>
+        <w:t>Assumptions</w:t>
+        <w:tab/>
+        <w:t>7</w:t>
+      </w:r>
+    </w:p>
+    <w:p>
+      <w:pPr>
+        <w:pStyle w:val="TOC2"/>
         <w:tabs>
           <w:tab w:val="right" w:leader="dot" w:pos="9736"/>
         </w:tabs>
@@ -3054,6 +3110,20 @@
     </w:p>
     <w:p>
       <w:pPr>
+        <w:pStyle w:val="TOC2"/>
+      </w:pPr>
+      <w:r>
+        <w:rPr>
+          <w:b w:val="0"/>
+          <w:i w:val="0"/>
+        </w:rPr>
+        <w:t>Per-Email Evaluation (Phase 1 Scope)</w:t>
+        <w:tab/>
+        <w:t>11</w:t>
+      </w:r>
+    </w:p>
+    <w:p>
+      <w:pPr>
         <w:pStyle w:val="TOC1"/>
         <w:tabs>
           <w:tab w:val="right" w:leader="dot" w:pos="9736"/>
@@ -5455,6 +5525,20 @@
           <w:fldChar w:fldCharType="end"/>
         </w:r>
       </w:hyperlink>
+    </w:p>
+    <w:p>
+      <w:pPr>
+        <w:pStyle w:val="TOC3"/>
+      </w:pPr>
+      <w:r>
+        <w:rPr>
+          <w:b w:val="0"/>
+          <w:i w:val="0"/>
+        </w:rPr>
+        <w:t>Conversation / Thread-Level Reference Tracking</w:t>
+        <w:tab/>
+        <w:t>18</w:t>
+      </w:r>
     </w:p>
     <w:p>
       <w:pPr>
@@ -6175,6 +6259,78 @@
       </w:pPr>
       <w:r>
         <w:t>Legal review activities</w:t>
+      </w:r>
+    </w:p>
+    <w:p>
+      <w:pPr>
+        <w:pStyle w:val="ListBullet"/>
+      </w:pPr>
+      <w:r>
+        <w:t>Conversation/thread-level reference tracking (see Assumptions below; targeted for Phase 2)</w:t>
+      </w:r>
+    </w:p>
+    <w:p>
+      <w:pPr>
+        <w:pStyle w:val="Heading2"/>
+      </w:pPr>
+      <w:r>
+        <w:rPr>
+          <w:b w:val="0"/>
+          <w:i w:val="0"/>
+        </w:rPr>
+        <w:t>Assumptions</w:t>
+      </w:r>
+    </w:p>
+    <w:p>
+      <w:pPr/>
+      <w:r>
+        <w:rPr>
+          <w:b/>
+          <w:i w:val="0"/>
+        </w:rPr>
+        <w:t>Each email is evaluated independently.</w:t>
+      </w:r>
+      <w:r>
+        <w:rPr>
+          <w:b w:val="0"/>
+          <w:i w:val="0"/>
+        </w:rPr>
+        <w:t xml:space="preserve"> As long as the agent can identify a valid reference # within a given email (per the search order in FR-2.1–FR-2.3), it files that email — regardless of what reference(s) appeared in earlier emails in the same conversation/thread.</w:t>
+      </w:r>
+    </w:p>
+    <w:p>
+      <w:pPr/>
+      <w:r>
+        <w:rPr>
+          <w:b/>
+          <w:i w:val="0"/>
+        </w:rPr>
+        <w:t>The agent does not track conversation state across emails.</w:t>
+      </w:r>
+      <w:r>
+        <w:rPr>
+          <w:b w:val="0"/>
+          <w:i w:val="0"/>
+        </w:rPr>
+        <w:t xml:space="preserve"> Phase 1 has no concept of “this thread was previously associated with reference X.” If a later email in an existing thread introduces a different reference, the agent files it under the newly identified reference; it does not flag this as a deviation from the thread's earlier reference.</w:t>
+      </w:r>
+    </w:p>
+    <w:p>
+      <w:pPr>
+        <w:pStyle w:val="FDDCaption"/>
+      </w:pPr>
+      <w:r>
+        <w:rPr>
+          <w:b w:val="0"/>
+          <w:i w:val="0"/>
+        </w:rPr>
+        <w:t>Example: An email chain starts on Day 1–2 with no reference, picks up VPI-12-123 on Day 3 (confirmed again on Day 5), then on Day 6 two replies in that same thread introduce VPI-12-124 and VPI-12-125. In Phase 1, each of those Day 6 emails is simply filed under its own newly identified reference. Detecting that this is the same conversation drifting to new references is a Phase 2 capability (see §15).</w:t>
+      </w:r>
+    </w:p>
+    <w:p>
+      <w:pPr/>
+      <w:r>
+        <w:t>Multi-thread, multi-reference conversation correlation (i.e., recognizing that several separate email threads all relate to one another) is likewise out of scope for Phase 1.</w:t>
       </w:r>
     </w:p>
     <w:p>
@@ -6475,6 +6631,28 @@
             </w:pPr>
             <w:r>
               <w:t>The agent shall support the current known matter prefixes, to be confirmed with Vertex IP Operations prior to go-live; new prefixes require a change request.</w:t>
+            </w:r>
+          </w:p>
+        </w:tc>
+      </w:tr>
+      <w:tr>
+        <w:tc>
+          <w:tcPr>
+            <w:tcW w:type="dxa" w:w="4873"/>
+          </w:tcPr>
+          <w:p>
+            <w:r>
+              <w:t>FR-2.5</w:t>
+            </w:r>
+          </w:p>
+        </w:tc>
+        <w:tc>
+          <w:tcPr>
+            <w:tcW w:type="dxa" w:w="4873"/>
+          </w:tcPr>
+          <w:p>
+            <w:r>
+              <w:t>The agent shall evaluate each incoming email independently based solely on the reference identified within that email (per FR-2.1–FR-2.3). The agent shall not maintain conversation/thread-level state to detect when a later email in an existing thread carries a different reference than earlier emails in that same thread; such cross-email reference-drift tracking is a Phase 2 enhancement (see §15).</w:t>
             </w:r>
           </w:p>
         </w:tc>
@@ -7222,7 +7400,7 @@
               <w:cnfStyle w:val="000000010000" w:firstRow="0" w:lastRow="0" w:firstColumn="0" w:lastColumn="0" w:oddVBand="0" w:evenVBand="0" w:oddHBand="0" w:evenHBand="1" w:firstRowFirstColumn="0" w:firstRowLastColumn="0" w:lastRowFirstColumn="0" w:lastRowLastColumn="0"/>
             </w:pPr>
             <w:r>
-              <w:t>Conflicting references in quoted history → create an exception and require manual review.</w:t>
+              <w:t>Conflicting references in quoted history (within the same email — i.e., the current message's subject/body disagrees with a reference found in its own quoted correspondence) → create an exception and require manual review. This does not apply across separate emails in a thread over time; see FR-2.5 and the Assumptions in §4.</w:t>
             </w:r>
           </w:p>
         </w:tc>
@@ -7702,6 +7880,24 @@
     <w:p>
       <w:r>
         <w:t>the system shall inspect the most recent quoted correspondence.</w:t>
+      </w:r>
+    </w:p>
+    <w:p>
+      <w:pPr>
+        <w:pStyle w:val="Heading2"/>
+      </w:pPr>
+      <w:r>
+        <w:rPr>
+          <w:b w:val="0"/>
+          <w:i w:val="0"/>
+        </w:rPr>
+        <w:t>Per-Email Evaluation (Phase 1 Scope)</w:t>
+      </w:r>
+    </w:p>
+    <w:p>
+      <w:pPr/>
+      <w:r>
+        <w:t>Each incoming email — including replies within an existing thread — is evaluated on its own, using only the reference identified within that specific message via the search order above. The system does not retain conversation/thread-level state about which reference(s) were associated with earlier emails in the same thread, and does not flag a later email as a “deviation” if it introduces a different reference than prior messages in that thread. Tracking reference changes across an ongoing conversation is a Phase 2 enhancement (see §15).</w:t>
       </w:r>
     </w:p>
     <w:p>
@@ -8989,6 +9185,24 @@
         <w:pStyle w:val="FDDLabel"/>
       </w:pPr>
       <w:r>
+        <w:rPr>
+          <w:b w:val="0"/>
+          <w:i w:val="0"/>
+        </w:rPr>
+        <w:t>Condition:</w:t>
+      </w:r>
+    </w:p>
+    <w:p>
+      <w:pPr/>
+      <w:r>
+        <w:t>Within a single email, the current message's subject/body disagrees with a reference found in that same message's own quoted correspondence.</w:t>
+      </w:r>
+    </w:p>
+    <w:p>
+      <w:pPr>
+        <w:pStyle w:val="FDDLabel"/>
+      </w:pPr>
+      <w:r>
         <w:t>Example:</w:t>
       </w:r>
     </w:p>
@@ -9017,51 +9231,14 @@
             <w:shd w:val="clear" w:color="auto" w:fill="F2F2F2"/>
           </w:tcPr>
           <w:p>
-            <w:pPr>
-              <w:spacing w:after="40"/>
-            </w:pPr>
             <w:r>
-              <w:rPr>
-                <w:sz w:val="20"/>
-              </w:rPr>
-              <w:t>Latest quoted:</w:t>
-            </w:r>
-          </w:p>
-          <w:p>
-            <w:pPr>
-              <w:spacing w:after="40"/>
-            </w:pPr>
-            <w:r>
-              <w:rPr>
-                <w:sz w:val="20"/>
-              </w:rPr>
+              <w:t>Latest quoted (same email):</w:t>
+              <w:br/>
               <w:t>VPI-19-117</w:t>
-            </w:r>
-          </w:p>
-          <w:p>
-            <w:pPr>
-              <w:spacing w:after="40"/>
-            </w:pPr>
-          </w:p>
-          <w:p>
-            <w:pPr>
-              <w:spacing w:after="40"/>
-            </w:pPr>
-            <w:r>
-              <w:rPr>
-                <w:sz w:val="20"/>
-              </w:rPr>
-              <w:t>Older quoted:</w:t>
-            </w:r>
-          </w:p>
-          <w:p>
-            <w:pPr>
-              <w:spacing w:after="40"/>
-            </w:pPr>
-            <w:r>
-              <w:rPr>
-                <w:sz w:val="20"/>
-              </w:rPr>
+              <w:br/>
+              <w:br/>
+              <w:t>Older quoted (same email):</w:t>
+              <w:br/>
               <w:t>VPI-20-015</w:t>
             </w:r>
           </w:p>
@@ -9090,6 +9267,25 @@
       </w:pPr>
       <w:r>
         <w:t>Require manual review</w:t>
+      </w:r>
+    </w:p>
+    <w:p>
+      <w:pPr>
+        <w:pStyle w:val="ListBullet"/>
+      </w:pPr>
+      <w:r>
+        <w:rPr>
+          <w:b/>
+          <w:i w:val="0"/>
+        </w:rPr>
+        <w:t>Out of scope for Phase 1:</w:t>
+      </w:r>
+      <w:r>
+        <w:rPr>
+          <w:b w:val="0"/>
+          <w:i w:val="0"/>
+        </w:rPr>
+        <w:t xml:space="preserve"> This exception does not apply across separate emails sent over time in the same thread — see “Per-Email Evaluation” in §6 and the Assumptions in §4.</w:t>
       </w:r>
     </w:p>
     <w:p>
@@ -10264,6 +10460,42 @@
           <w:i/>
         </w:rPr>
         <w:t>AI-assisted reference extraction via Azure OpenAI (Foundry) is now part of the Phase 1 technical implementation (see the Vertex IP Technical Design Document), not a future enhancement.</w:t>
+      </w:r>
+    </w:p>
+    <w:p>
+      <w:pPr>
+        <w:pStyle w:val="Heading3"/>
+      </w:pPr>
+      <w:r>
+        <w:rPr>
+          <w:b w:val="0"/>
+          <w:i w:val="0"/>
+        </w:rPr>
+        <w:t>Conversation / Thread-Level Reference Tracking</w:t>
+      </w:r>
+    </w:p>
+    <w:p>
+      <w:pPr>
+        <w:pStyle w:val="ListBullet"/>
+      </w:pPr>
+      <w:r>
+        <w:t>Maintain state across an email thread to detect when a later email introduces a different reference than earlier emails in the same conversation</w:t>
+      </w:r>
+    </w:p>
+    <w:p>
+      <w:pPr>
+        <w:pStyle w:val="ListBullet"/>
+      </w:pPr>
+      <w:r>
+        <w:t>Flag/route such reference changes for review instead of filing automatically under the newly detected reference</w:t>
+      </w:r>
+    </w:p>
+    <w:p>
+      <w:pPr>
+        <w:pStyle w:val="ListBullet"/>
+      </w:pPr>
+      <w:r>
+        <w:t>Correlate related references across separate (multi-thread) conversations</w:t>
       </w:r>
     </w:p>
     <w:p>
@@ -11023,6 +11255,28 @@
           <w:p>
             <w:r>
               <w:t>Flag as Technical Failure (not a Business Exception); route to IT for remediation</w:t>
+            </w:r>
+          </w:p>
+        </w:tc>
+      </w:tr>
+      <w:tr>
+        <w:tc>
+          <w:tcPr>
+            <w:tcW w:type="dxa" w:w="4873"/>
+          </w:tcPr>
+          <w:p>
+            <w:r>
+              <w:t>Reference changes across separate emails in the same conversation/thread</w:t>
+            </w:r>
+          </w:p>
+        </w:tc>
+        <w:tc>
+          <w:tcPr>
+            <w:tcW w:type="dxa" w:w="4873"/>
+          </w:tcPr>
+          <w:p>
+            <w:r>
+              <w:t>Phase 1: each email filed independently under its own identified reference; no drift tracking (Phase 2 — see §15)</w:t>
             </w:r>
           </w:p>
         </w:tc>
